--- a/document_templates/russian_library/Исковые_заявления/Семейные_споры/шаблон_Исковое_заявление_об_уменьшении_размера_алиментов.docx
+++ b/document_templates/russian_library/Исковые_заявления/Семейные_споры/шаблон_Исковое_заявление_об_уменьшении_размера_алиментов.docx
@@ -13,15 +13,14 @@
           <w:lang w:val="en-US"/>
         </w:rPr>
       </w:pPr>
-      <w:proofErr w:type="gramStart"/>
-      <w:r>
-        <w:rPr>
-          <w:rFonts w:ascii="Times New Roman" w:hAnsi="Times New Roman" w:cs="Times New Roman"/>
-          <w:sz w:val="24"/>
-          <w:szCs w:val="24"/>
-          <w:lang w:val="en-US"/>
-        </w:rPr>
-        <w:t>{{ in_w_t_w_r_w_prooferr_w_type_gramend_w_r_w_rpr_w_rfonts_w_ascii_times_new_roman_w_hansi_times_new_roman_w_cs_times_new_roman_w_sz_w_val_24_w_szcs_w_val_24_w_lang_w_val_en_us_w_rpr_w_t_xml_space_preserve_court_name }}</w:t>
+      <w:r>
+        <w:rPr>
+          <w:rFonts w:ascii="Times New Roman" w:hAnsi="Times New Roman" w:cs="Times New Roman"/>
+          <w:sz w:val="24"/>
+          <w:szCs w:val="24"/>
+          <w:lang w:val="en-US"/>
+        </w:rPr>
+        <w:t>{{ in_court_name }}</w:t>
       </w:r>
     </w:p>
     <w:p>
@@ -35,15 +34,14 @@
           <w:lang w:val="en-US"/>
         </w:rPr>
       </w:pPr>
-      <w:proofErr w:type="gramStart"/>
-      <w:r>
-        <w:rPr>
-          <w:rFonts w:ascii="Times New Roman" w:hAnsi="Times New Roman" w:cs="Times New Roman"/>
-          <w:sz w:val="24"/>
-          <w:szCs w:val="24"/>
-          <w:lang w:val="en-US"/>
-        </w:rPr>
-        <w:t>{{ court_w_t_w_r_w_prooferr_w_type_gramend_w_r_w_rpr_w_rfonts_w_ascii_times_new_roman_w_hansi_times_new_roman_w_cs_times_new_roman_w_sz_w_val_24_w_szcs_w_val_24_w_lang_w_val_en_us_w_rpr_w_t_xml_space_preserve_address }}</w:t>
+      <w:r>
+        <w:rPr>
+          <w:rFonts w:ascii="Times New Roman" w:hAnsi="Times New Roman" w:cs="Times New Roman"/>
+          <w:sz w:val="24"/>
+          <w:szCs w:val="24"/>
+          <w:lang w:val="en-US"/>
+        </w:rPr>
+        <w:t>{{ court_address }}</w:t>
       </w:r>
     </w:p>
     <w:p>
@@ -127,7 +125,7 @@
           <w:szCs w:val="24"/>
           <w:lang w:val="en-US"/>
         </w:rPr>
-        <w:t xml:space="preserve">: {{ w_t_w_r_w_r_w_rpr_w_rfonts_w_ascii_times_new_roman_w_hansi_times_new_roman_w_cs_times_new_roman_w_sz_w_val_24_w_szcs_w_val_24_w_lang_w_val_en_us_w_rpr_w_t_plaintiff_registration_address }}</w:t>
+        <w:t xml:space="preserve">: {{ plaintiff_registration_address }}</w:t>
       </w:r>
     </w:p>
     <w:p>
@@ -154,7 +152,7 @@
           <w:sz w:val="24"/>
           <w:szCs w:val="24"/>
         </w:rPr>
-        <w:t xml:space="preserve">{{ w_t_w_r_w_r_w_rpr_w_rfonts_w_ascii_times_new_roman_w_hansi_times_new_roman_w_cs_times_new_roman_w_sz_w_val_24_w_szcs_w_val_24_w_lang_w_val_en_us_w_rpr_w_t_passport_w_t_w_r_w_r_w_rsidrpr_00371cf0_w_rpr_w_rfonts_w_ascii_times_new_roman_w_hansi_times_new_roman_w_cs_times_new_roman_w_sz_w_val_24_w_szcs_w_val_24_w_rpr_w_t_xml_space_preserve_w_t_w_r_w_r_w_rpr_w_rfonts_w_ascii_times_new_roman_w_hansi_times_new_roman_w_cs_times_new_roman_w_sz_w_val_24_w_szcs_w_val_24_w_lang_w_val_en_us_w_rpr_w_t_plaintiff_w_t_w_r_w_r_w_rsidrpr_00371cf0_w_rpr_w_rfonts_w_ascii_times_new_roman_w_hansi_times_new_roman_w_cs_times_new_roman_w_sz_w_val_24_w_szcs_w_val_24_w_rpr_w_t_xml_space_preserve }}</w:t>
+        <w:t xml:space="preserve">{{ passport_plaintiff }}</w:t>
       </w:r>
     </w:p>
     <w:p>
@@ -181,7 +179,7 @@
           <w:sz w:val="24"/>
           <w:szCs w:val="24"/>
         </w:rPr>
-        <w:t xml:space="preserve">{{ w_t_w_r_w_r_w_rsidr_00371cf0_w_rpr_w_rfonts_w_ascii_times_new_roman_w_hansi_times_new_roman_w_cs_times_new_roman_w_sz_w_val_24_w_szcs_w_val_24_w_lang_w_val_en_us_w_rpr_w_t_defendant_w_t_w_r_w_r_w_rsidr_00371cf0_w_rsidrpr_00371cf0_w_rpr_w_rfonts_w_ascii_times_new_roman_w_hansi_times_new_roman_w_cs_times_new_roman_w_sz_w_val_24_w_szcs_w_val_24_w_rpr_w_t_xml_space_preserve }}</w:t>
+        <w:t xml:space="preserve">{{ defendant }}</w:t>
       </w:r>
     </w:p>
     <w:p>
@@ -236,7 +234,7 @@
           <w:szCs w:val="24"/>
           <w:lang w:val="en-US"/>
         </w:rPr>
-        <w:t xml:space="preserve">{{ w_t_w_r_w_r_w_rsidr_00371cf0_w_rpr_w_rfonts_w_ascii_times_new_roman_w_hansi_times_new_roman_w_cs_times_new_roman_w_sz_w_val_24_w_szcs_w_val_24_w_lang_w_val_en_us_w_rpr_w_t_defendant_w_t_w_r_w_r_w_rsidr_00371cf0_w_rsidrpr_00371cf0_w_rpr_w_rfonts_w_ascii_times_new_roman_w_hansi_times_new_roman_w_cs_times_new_roman_w_sz_w_val_24_w_szcs_w_val_24_w_lang_w_val_en_us_w_rpr_w_t_xml_space_preserve_w_t_w_r_w_r_w_rsidr_00371cf0_w_rpr_w_rfonts_w_ascii_times_new_roman_w_hansi_times_new_roman_w_cs_times_new_roman_w_sz_w_val_24_w_szcs_w_val_24_w_lang_w_val_en_us_w_rpr_w_t_registration_address }}</w:t>
+        <w:t xml:space="preserve">{{ defendant }}</w:t>
       </w:r>
     </w:p>
     <w:p>
@@ -310,7 +308,7 @@
           <w:sz w:val="24"/>
           <w:szCs w:val="24"/>
         </w:rPr>
-        <w:t xml:space="preserve">{{ w_t_w_r_w_r_w_rsidr_00371cf0_w_rsidrpr_00371cf0_w_rpr_w_rfonts_w_ascii_times_new_roman_w_hansi_times_new_roman_w_cs_times_new_roman_w_sz_w_val_24_w_szcs_w_val_24_w_lang_w_val_en_us_w_rpr_w_t_date_w_t_w_r_w_r_w_rsidr_00371cf0_w_rsidrpr_00371cf0_w_rpr_w_rfonts_w_ascii_times_new_roman_w_hansi_times_new_roman_w_cs_times_new_roman_w_sz_w_val_24_w_szcs_w_val_24_w_rpr_w_t_xml_space_preserve_w_t_w_r_w_r_w_rsidr_00371cf0_w_rsidrpr_00371cf0_w_rpr_w_rfonts_w_ascii_times_new_roman_w_hansi_times_new_roman_w_cs_times_new_roman_w_sz_w_val_24_w_szcs_w_val_24_w_lang_w_val_en_us_w_rpr_w_t_of_w_t_w_r_w_r_w_rsidr_00371cf0_w_rsidrpr_00371cf0_w_rpr_w_rfonts_w_ascii_times_new_roman_w_hansi_times_new_roman_w_cs_times_new_roman_w_sz_w_val_24_w_szcs_w_val_24_w_rpr_w_t_xml_space_preserve_w_t_w_r_w_r_w_rsidr_00371cf0_w_rsidrpr_00371cf0_w_rpr_w_rfonts_w_ascii_times_new_roman_w_hansi_times_new_roman_w_cs_times_new_roman_w_sz_w_val_24_w_szcs_w_val_24_w_lang_w_val_en_us_w_rpr_w_t_the_w_t_w_r_w_r_w_rsidr_00371cf0_w_rsidrpr_00371cf0_w_rpr_w_rfonts_w_ascii_times_new_roman_w_hansi_times_new_roman_w_cs_times_new_roman_w_sz_w_val_24_w_szcs_w_val_24_w_rpr_w_t_xml_space_preserve_w_t_w_r_w_r_w_rsidr_00371cf0_w_rsidrpr_00371cf0_w_rpr_w_rfonts_w_ascii_times_new_roman_w_hansi_times_new_roman_w_cs_times_new_roman_w_sz_w_val_24_w_szcs_w_val_24_w_lang_w_val_en_us_w_rpr_w_t_court_w_t_w_r_w_r_w_rsidr_00371cf0_w_rsidrpr_00371cf0_w_rpr_w_rfonts_w_ascii_times_new_roman_w_hansi_times_new_roman_w_cs_times_new_roman_w_sz_w_val_24_w_szcs_w_val_24_w_rpr_w_t_xml_space_preserve_w_t_w_r_w_r_w_rsidr_00371cf0_w_rsidrpr_00371cf0_w_rpr_w_rfonts_w_ascii_times_new_roman_w_hansi_times_new_roman_w_cs_times_new_roman_w_sz_w_val_24_w_szcs_w_val_24_w_lang_w_val_en_us_w_rpr_w_t_decision_w_t_w_r_w_r_w_rsidr_00371cf0_w_rsidrpr_00371cf0_w_rpr_w_rfonts_w_ascii_times_new_roman_w_hansi_times_new_roman_w_cs_times_new_roman_w_sz_w_val_24_w_szcs_w_val_24_w_rpr_w_t_xml_space_preserve }}</w:t>
+        <w:t xml:space="preserve">{{ date_of_the_court_decision }}</w:t>
       </w:r>
       <w:r>
         <w:rPr>
@@ -326,7 +324,7 @@
           <w:sz w:val="24"/>
           <w:szCs w:val="24"/>
         </w:rPr>
-        <w:t xml:space="preserve">{{ w_t_w_r_w_r_w_rsidr_00371cf0_w_rpr_w_rfonts_w_ascii_times_new_roman_w_hansi_times_new_roman_w_cs_times_new_roman_w_sz_w_val_24_w_szcs_w_val_24_w_lang_w_val_en_us_w_rpr_w_t_plaintiff_w_t_w_r_w_r_w_rsidr_00371cf0_w_rsidrpr_00371cf0_w_rpr_w_rfonts_w_ascii_times_new_roman_w_hansi_times_new_roman_w_cs_times_new_roman_w_sz_w_val_24_w_szcs_w_val_24_w_rpr_w_t_xml_space_preserve }}</w:t>
+        <w:t xml:space="preserve">{{ plaintiff }}</w:t>
       </w:r>
       <w:r>
         <w:rPr>
@@ -342,7 +340,7 @@
           <w:sz w:val="24"/>
           <w:szCs w:val="24"/>
         </w:rPr>
-        <w:t xml:space="preserve">{{ w_t_w_r_w_r_w_rsidr_00371cf0_w_rpr_w_rfonts_w_ascii_times_new_roman_w_hansi_times_new_roman_w_cs_times_new_roman_w_sz_w_val_24_w_szcs_w_val_24_w_lang_w_val_en_us_w_rpr_w_t_part_w_t_w_r_w_r_w_rsidr_00371cf0_w_rsidrpr_00371cf0_w_rpr_w_rfonts_w_ascii_times_new_roman_w_hansi_times_new_roman_w_cs_times_new_roman_w_sz_w_val_24_w_szcs_w_val_24_w_rpr_w_t_xml_space_preserve }}</w:t>
+        <w:t xml:space="preserve">{{ part }}</w:t>
       </w:r>
       <w:r>
         <w:rPr>
@@ -358,7 +356,7 @@
           <w:sz w:val="24"/>
           <w:szCs w:val="24"/>
         </w:rPr>
-        <w:t xml:space="preserve">{{ w_t_w_r_w_r_w_rsidr_00371cf0_w_rpr_w_rfonts_w_ascii_times_new_roman_w_hansi_times_new_roman_w_cs_times_new_roman_w_sz_w_val_24_w_szcs_w_val_24_w_lang_w_val_en_us_w_rpr_w_t_children_w_t_w_r_w_r_w_rsidr_00371cf0_w_rsidrpr_00371cf0_w_rpr_w_rfonts_w_ascii_times_new_roman_w_hansi_times_new_roman_w_cs_times_new_roman_w_sz_w_val_24_w_szcs_w_val_24_w_rpr_w_t_xml_space_preserve_w_t_w_r_w_r_w_rsidr_00371cf0_w_rpr_w_rfonts_w_ascii_times_new_roman_w_hansi_times_new_roman_w_cs_times_new_roman_w_sz_w_val_24_w_szcs_w_val_24_w_lang_w_val_en_us_w_rpr_w_t_name_w_t_w_r_w_r_w_rsidr_00371cf0_w_rsidrpr_00371cf0_w_rpr_w_rfonts_w_ascii_times_new_roman_w_hansi_times_new_roman_w_cs_times_new_roman_w_sz_w_val_24_w_szcs_w_val_24_w_rpr_w_t_xml_space_preserve_w_t_w_r_w_r_w_rsidr_00371cf0_w_rpr_w_rfonts_w_ascii_times_new_roman_w_hansi_times_new_roman_w_cs_times_new_roman_w_sz_w_val_24_w_szcs_w_val_24_w_lang_w_val_en_us_w_rpr_w_t_rod_w_t_w_r_w_r_w_rsidr_00371cf0_w_rsidrpr_00371cf0_w_rpr_w_rfonts_w_ascii_times_new_roman_w_hansi_times_new_roman_w_cs_times_new_roman_w_sz_w_val_24_w_szcs_w_val_24_w_rpr_w_t_xml_space_preserve }}</w:t>
+        <w:t xml:space="preserve">{{ children_name_rod }}</w:t>
       </w:r>
       <w:r>
         <w:rPr>
@@ -374,7 +372,7 @@
           <w:sz w:val="24"/>
           <w:szCs w:val="24"/>
         </w:rPr>
-        <w:t xml:space="preserve">{{ w_t_w_r_w_r_w_rsidr_00371cf0_w_rpr_w_rfonts_w_ascii_times_new_roman_w_hansi_times_new_roman_w_cs_times_new_roman_w_sz_w_val_24_w_szcs_w_val_24_w_lang_w_val_en_us_w_rpr_w_t_defendant_w_t_w_r_w_r_w_rsidr_00371cf0_w_rsidrpr_00371cf0_w_rpr_w_rfonts_w_ascii_times_new_roman_w_hansi_times_new_roman_w_cs_times_new_roman_w_sz_w_val_24_w_szcs_w_val_24_w_rpr_w_t_xml_space_preserve_w_t_w_r_w_prooferr_w_type_spellstart_w_r_w_rsidr_00371cf0_w_rpr_w_rfonts_w_ascii_times_new_roman_w_hansi_times_new_roman_w_cs_times_new_roman_w_sz_w_val_24_w_szcs_w_val_24_w_lang_w_val_en_us_w_rpr_w_t_tvor_w_t_w_r_w_prooferr_w_type_spellend_w_r_w_rsidr_00371cf0_w_rsidrpr_00371cf0_w_rpr_w_rfonts_w_ascii_times_new_roman_w_hansi_times_new_roman_w_cs_times_new_roman_w_sz_w_val_24_w_szcs_w_val_24_w_rpr_w_t_xml_space_preserve }}</w:t>
+        <w:t xml:space="preserve">{{ defendant_tvor }}</w:t>
       </w:r>
       <w:r>
         <w:rPr>
@@ -408,7 +406,7 @@
           <w:sz w:val="24"/>
           <w:szCs w:val="24"/>
         </w:rPr>
-        <w:t xml:space="preserve"> {{ w_t_w_r_w_r_w_rsidr_00371cf0_w_rsidrpr_00371cf0_w_rpr_w_rfonts_w_ascii_times_new_roman_w_hansi_times_new_roman_w_cs_times_new_roman_w_sz_w_val_24_w_szcs_w_val_24_w_rpr_w_t_amount_of_alimony_payment_w_t_w_r_w_r_w_rsidr_00371cf0_w_rsidrpr_00371cf0_w_rpr_w_rfonts_w_ascii_times_new_roman_w_hansi_times_new_roman_w_cs_times_new_roman_w_sz_w_val_24_w_szcs_w_val_24_w_rpr_w_t_xml_space_preserve }}</w:t>
+        <w:t xml:space="preserve"> {{ amount_of_alimony_payment }}</w:t>
       </w:r>
       <w:r>
         <w:rPr>
@@ -424,7 +422,7 @@
           <w:sz w:val="24"/>
           <w:szCs w:val="24"/>
         </w:rPr>
-        <w:t xml:space="preserve">{{ w_t_w_r_w_r_w_rsidr_00371cf0_w_rsidrpr_00371cf0_w_rpr_w_rfonts_w_ascii_times_new_roman_w_hansi_times_new_roman_w_cs_times_new_roman_w_sz_w_val_24_w_szcs_w_val_24_w_rpr_w_t_average_monthly_income_of_the_plaintiff_w_t_w_r_w_r_w_rsidr_00371cf0_w_rsidrpr_00371cf0_w_rpr_w_rfonts_w_ascii_times_new_roman_w_hansi_times_new_roman_w_cs_times_new_roman_w_sz_w_val_24_w_szcs_w_val_24_w_rpr_w_t_xml_space_preserve }} </w:t>
+        <w:t xml:space="preserve">{{ average_monthly_income_of_the_plaintiff }} </w:t>
       </w:r>
       <w:r>
         <w:rPr>
@@ -440,7 +438,7 @@
           <w:sz w:val="24"/>
           <w:szCs w:val="24"/>
         </w:rPr>
-        <w:t xml:space="preserve">{{ w_t_w_r_w_r_w_rsidr_00371cf0_w_rpr_w_rfonts_w_ascii_times_new_roman_w_hansi_times_new_roman_w_cs_times_new_roman_w_sz_w_val_24_w_szcs_w_val_24_w_lang_w_val_en_us_w_rpr_w_t_part_w_t_w_r_w_r_w_rsidr_00371cf0_w_rsidrpr_00371cf0_w_rpr_w_rfonts_w_ascii_times_new_roman_w_hansi_times_new_roman_w_cs_times_new_roman_w_sz_w_val_24_w_szcs_w_val_24_w_rpr_w_t_xml_space_preserve }}</w:t>
+        <w:t xml:space="preserve">{{ part }}</w:t>
       </w:r>
       <w:r>
         <w:rPr>
@@ -456,7 +454,7 @@
           <w:sz w:val="24"/>
           <w:szCs w:val="24"/>
         </w:rPr>
-        <w:t xml:space="preserve">{{ w_t_w_r_w_r_w_rsidr_00371cf0_w_rsidrpr_00371cf0_w_rpr_w_rfonts_w_ascii_times_new_roman_w_hansi_times_new_roman_w_cs_times_new_roman_w_sz_w_val_24_w_szcs_w_val_24_w_rpr_w_t_share_of_the_plaintiff_average_monthly_income_w_t_w_r_w_r_w_rsidr_00371cf0_w_rsidrpr_00371cf0_w_rpr_w_rfonts_w_ascii_times_new_roman_w_hansi_times_new_roman_w_cs_times_new_roman_w_sz_w_val_24_w_szcs_w_val_24_w_rpr_w_t_xml_space_preserve }}</w:t>
+        <w:t xml:space="preserve">{{ share_of_the_plaintiff_average_monthly_income }}</w:t>
       </w:r>
       <w:r>
         <w:rPr>
@@ -490,7 +488,7 @@
           <w:sz w:val="24"/>
           <w:szCs w:val="24"/>
         </w:rPr>
-        <w:t xml:space="preserve">{{ w_t_w_r_w_r_w_rsidr_00371cf0_w_rsidrpr_00371cf0_w_rpr_w_rfonts_w_ascii_times_new_roman_w_hansi_times_new_roman_w_cs_times_new_roman_w_sz_w_val_24_w_szcs_w_val_24_w_lang_w_val_en_us_w_rpr_w_t_d_w_t_w_r_w_r_w_rsidr_00371cf0_w_rpr_w_rfonts_w_ascii_times_new_roman_w_hansi_times_new_roman_w_cs_times_new_roman_w_sz_w_val_24_w_szcs_w_val_24_w_lang_w_val_en_us_w_rpr_w_t_ate_w_t_w_r_w_r_w_rsidr_00371cf0_w_rsidrpr_00371cf0_w_rpr_w_rfonts_w_ascii_times_new_roman_w_hansi_times_new_roman_w_cs_times_new_roman_w_sz_w_val_24_w_szcs_w_val_24_w_rpr_w_t_w_t_w_r_w_r_w_rsidr_00371cf0_w_rpr_w_rfonts_w_ascii_times_new_roman_w_hansi_times_new_roman_w_cs_times_new_roman_w_sz_w_val_24_w_szcs_w_val_24_w_lang_w_val_en_us_w_rpr_w_t_from_w_t_w_r_w_r_w_rsidr_00371cf0_w_rpr_w_rfonts_w_ascii_times_new_roman_w_hansi_times_new_roman_w_cs_times_new_roman_w_sz_w_val_24_w_szcs_w_val_24_w_rpr_w_t_xml_space_preserve_w_t_w_r_w_r_w_rsidr_00371cf0_w_rsidrpr_00371cf0_w_rpr_w_rfonts_w_ascii_times_new_roman_w_hansi_times_new_roman_w_cs_times_new_roman_w_sz_w_val_24_w_szcs_w_val_24_w_rpr_w_t }}</w:t>
+        <w:t xml:space="preserve">{{ date_from }}</w:t>
       </w:r>
       <w:r>
         <w:rPr>
@@ -506,7 +504,7 @@
           <w:sz w:val="24"/>
           <w:szCs w:val="24"/>
         </w:rPr>
-        <w:t xml:space="preserve">{{ w_t_w_r_w_r_w_rsidr_00371cf0_w_rpr_w_rfonts_w_ascii_times_new_roman_w_hansi_times_new_roman_w_cs_times_new_roman_w_sz_w_val_24_w_szcs_w_val_24_w_lang_w_val_en_us_w_rpr_w_t_date_w_t_w_r_w_r_w_rsidr_00371cf0_w_rsidrpr_00371cf0_w_rpr_w_rfonts_w_ascii_times_new_roman_w_hansi_times_new_roman_w_cs_times_new_roman_w_sz_w_val_24_w_szcs_w_val_24_w_rpr_w_t_xml_space_preserve_w_t_w_r_w_r_w_rsidr_00371cf0_w_rpr_w_rfonts_w_ascii_times_new_roman_w_hansi_times_new_roman_w_cs_times_new_roman_w_sz_w_val_24_w_szcs_w_val_24_w_lang_w_val_en_us_w_rpr_w_t_to_w_t_w_r_w_r_w_rsidr_00371cf0_w_rsidrpr_00371cf0_w_rpr_w_rfonts_w_ascii_times_new_roman_w_hansi_times_new_roman_w_cs_times_new_roman_w_sz_w_val_24_w_szcs_w_val_24_w_rpr_w_t_xml_space_preserve }} </w:t>
+        <w:t xml:space="preserve">{{ date_to }} </w:t>
       </w:r>
       <w:r>
         <w:rPr>
@@ -522,7 +520,7 @@
           <w:sz w:val="24"/>
           <w:szCs w:val="24"/>
         </w:rPr>
-        <w:t xml:space="preserve">{{ w_t_w_r_w_r_w_rsidr_00371cf0_w_rsidrpr_00371cf0_w_rpr_w_rfonts_w_ascii_times_new_roman_w_hansi_times_new_roman_w_cs_times_new_roman_w_sz_w_val_24_w_szcs_w_val_24_w_lang_w_val_en_us_w_rpr_w_t_amount_w_t_w_r_w_r_w_rsidr_00371cf0_w_rsidrpr_00371cf0_w_rpr_w_rfonts_w_ascii_times_new_roman_w_hansi_times_new_roman_w_cs_times_new_roman_w_sz_w_val_24_w_szcs_w_val_24_w_rpr_w_t_xml_space_preserve_w_t_w_r_w_r_w_rsidr_00371cf0_w_rsidrpr_00371cf0_w_rpr_w_rfonts_w_ascii_times_new_roman_w_hansi_times_new_roman_w_cs_times_new_roman_w_sz_w_val_24_w_szcs_w_val_24_w_lang_w_val_en_us_w_rpr_w_t_of_w_t_w_r_w_r_w_rsidr_00371cf0_w_rsidrpr_00371cf0_w_rpr_w_rfonts_w_ascii_times_new_roman_w_hansi_times_new_roman_w_cs_times_new_roman_w_sz_w_val_24_w_szcs_w_val_24_w_rpr_w_t_xml_space_preserve_w_t_w_r_w_r_w_rsidr_00371cf0_w_rsidrpr_00371cf0_w_rpr_w_rfonts_w_ascii_times_new_roman_w_hansi_times_new_roman_w_cs_times_new_roman_w_sz_w_val_24_w_szcs_w_val_24_w_lang_w_val_en_us_w_rpr_w_t_debt_w_t_w_r_w_r_w_rsidr_00371cf0_w_rsidrpr_00371cf0_w_rpr_w_rfonts_w_ascii_times_new_roman_w_hansi_times_new_roman_w_cs_times_new_roman_w_sz_w_val_24_w_szcs_w_val_24_w_rpr_w_t_xml_space_preserve }}</w:t>
+        <w:t xml:space="preserve">{{ amount_of_debt }}</w:t>
       </w:r>
       <w:r>
         <w:rPr>
@@ -538,7 +536,7 @@
           <w:sz w:val="24"/>
           <w:szCs w:val="24"/>
         </w:rPr>
-        <w:t xml:space="preserve">{{ w_t_w_r_w_r_w_rsidr_00371cf0_w_rpr_w_rfonts_w_ascii_times_new_roman_w_hansi_times_new_roman_w_cs_times_new_roman_w_sz_w_val_24_w_szcs_w_val_24_w_lang_w_val_en_us_w_rpr_w_t_part_w_t_w_r_w_r_w_rsidr_00371cf0_w_rsidrpr_00371cf0_w_rpr_w_rfonts_w_ascii_times_new_roman_w_hansi_times_new_roman_w_cs_times_new_roman_w_sz_w_val_24_w_szcs_w_val_24_w_rpr_w_t_xml_space_preserve_w_t_w_r_w_r_w_rsidr_00371cf0_w_rpr_w_rfonts_w_ascii_times_new_roman_w_hansi_times_new_roman_w_cs_times_new_roman_w_sz_w_val_24_w_szcs_w_val_24_w_lang_w_val_en_us_w_rpr_w_t_of_w_t_w_r_w_r_w_rsidr_00371cf0_w_rsidrpr_00371cf0_w_rpr_w_rfonts_w_ascii_times_new_roman_w_hansi_times_new_roman_w_cs_times_new_roman_w_sz_w_val_24_w_szcs_w_val_24_w_rpr_w_t_xml_space_preserve_w_t_w_r_w_r_w_rsidr_00371cf0_w_rpr_w_rfonts_w_ascii_times_new_roman_w_hansi_times_new_roman_w_cs_times_new_roman_w_sz_w_val_24_w_szcs_w_val_24_w_lang_w_val_en_us_w_rpr_w_t_debt_w_t_w_r_w_r_w_rsidr_00371cf0_w_rsidrpr_00371cf0_w_rpr_w_rfonts_w_ascii_times_new_roman_w_hansi_times_new_roman_w_cs_times_new_roman_w_sz_w_val_24_w_szcs_w_val_24_w_rpr_w_t_xml_space_preserve }} </w:t>
+        <w:t xml:space="preserve">{{ part_of_debt }} </w:t>
       </w:r>
       <w:r>
         <w:rPr>
@@ -554,7 +552,7 @@
           <w:sz w:val="24"/>
           <w:szCs w:val="24"/>
         </w:rPr>
-        <w:t xml:space="preserve">{{ w_t_w_r_w_r_w_rsidr_00371cf0_w_rpr_w_rfonts_w_ascii_times_new_roman_w_hansi_times_new_roman_w_cs_times_new_roman_w_sz_w_val_24_w_szcs_w_val_24_w_lang_w_val_en_us_w_rpr_w_t_amount_w_t_w_r_w_r_w_rsidr_00371cf0_w_rsidrpr_00371cf0_w_rpr_w_rfonts_w_ascii_times_new_roman_w_hansi_times_new_roman_w_cs_times_new_roman_w_sz_w_val_24_w_szcs_w_val_24_w_rpr_w_t_xml_space_preserve_w_t_w_r_w_r_w_rsidr_00371cf0_w_rpr_w_rfonts_w_ascii_times_new_roman_w_hansi_times_new_roman_w_cs_times_new_roman_w_sz_w_val_24_w_szcs_w_val_24_w_lang_w_val_en_us_w_rpr_w_t_part_w_t_w_r_w_r_w_rsidr_00371cf0_w_rsidrpr_00371cf0_w_rpr_w_rfonts_w_ascii_times_new_roman_w_hansi_times_new_roman_w_cs_times_new_roman_w_sz_w_val_24_w_szcs_w_val_24_w_rpr_w_t_xml_space_preserve_w_t_w_r_w_r_w_rsidr_00371cf0_w_rpr_w_rfonts_w_ascii_times_new_roman_w_hansi_times_new_roman_w_cs_times_new_roman_w_sz_w_val_24_w_szcs_w_val_24_w_lang_w_val_en_us_w_rpr_w_t_of_w_t_w_r_w_r_w_rsidr_00371cf0_w_rsidrpr_00371cf0_w_rpr_w_rfonts_w_ascii_times_new_roman_w_hansi_times_new_roman_w_cs_times_new_roman_w_sz_w_val_24_w_szcs_w_val_24_w_rpr_w_t_xml_space_preserve_w_t_w_r_w_r_w_rsidr_00371cf0_w_rpr_w_rfonts_w_ascii_times_new_roman_w_hansi_times_new_roman_w_cs_times_new_roman_w_sz_w_val_24_w_szcs_w_val_24_w_lang_w_val_en_us_w_rpr_w_t_debt_w_t_w_r_w_r_w_rsidr_00371cf0_w_rsidrpr_00371cf0_w_rpr_w_rfonts_w_ascii_times_new_roman_w_hansi_times_new_roman_w_cs_times_new_roman_w_sz_w_val_24_w_szcs_w_val_24_w_rpr_w_t_xml_space_preserve }}</w:t>
+        <w:t xml:space="preserve">{{ amount_part_of_debt }}</w:t>
       </w:r>
       <w:r>
         <w:rPr>
@@ -612,7 +610,7 @@
           <w:sz w:val="24"/>
           <w:szCs w:val="24"/>
         </w:rPr>
-        <w:t xml:space="preserve">{{ w_t_w_r_w_r_w_rsidr_00371cf0_w_rpr_w_rfonts_w_ascii_times_new_roman_w_hansi_times_new_roman_w_cs_times_new_roman_w_sz_w_val_24_w_szcs_w_val_24_w_lang_w_val_en_us_w_rpr_w_t_date_w_t_w_r_w_r_w_rsidr_00371cf0_w_rsidrpr_00371cf0_w_rpr_w_rfonts_w_ascii_times_new_roman_w_hansi_times_new_roman_w_cs_times_new_roman_w_sz_w_val_24_w_szcs_w_val_24_w_rpr_w_t_w_t_w_r_w_r_w_rsidr_00371cf0_w_rpr_w_rfonts_w_ascii_times_new_roman_w_hansi_times_new_roman_w_cs_times_new_roman_w_sz_w_val_24_w_szcs_w_val_24_w_lang_w_val_en_us_w_rpr_w_t_from_w_t_w_r_w_r_w_rsidr_00371cf0_w_rsidrpr_00371cf0_w_rpr_w_rfonts_w_ascii_times_new_roman_w_hansi_times_new_roman_w_cs_times_new_roman_w_sz_w_val_24_w_szcs_w_val_24_w_rpr_w_t_xml_space_preserve }}</w:t>
+        <w:t xml:space="preserve">{{ date_from }}</w:t>
       </w:r>
       <w:r>
         <w:rPr>
@@ -628,7 +626,7 @@
           <w:sz w:val="24"/>
           <w:szCs w:val="24"/>
         </w:rPr>
-        <w:t xml:space="preserve">{{ w_t_w_r_w_r_w_rsidr_00371cf0_w_rpr_w_rfonts_w_ascii_times_new_roman_w_hansi_times_new_roman_w_cs_times_new_roman_w_sz_w_val_24_w_szcs_w_val_24_w_lang_w_val_en_us_w_rpr_w_t_date_w_t_w_r_w_r_w_rsidr_00371cf0_w_rsidrpr_00371cf0_w_rpr_w_rfonts_w_ascii_times_new_roman_w_hansi_times_new_roman_w_cs_times_new_roman_w_sz_w_val_24_w_szcs_w_val_24_w_rpr_w_t_w_t_w_r_w_r_w_rsidr_00371cf0_w_rpr_w_rfonts_w_ascii_times_new_roman_w_hansi_times_new_roman_w_cs_times_new_roman_w_sz_w_val_24_w_szcs_w_val_24_w_lang_w_val_en_us_w_rpr_w_t_to_w_t_w_r_w_r_w_rsidr_00371cf0_w_rsidrpr_00371cf0_w_rpr_w_rfonts_w_ascii_times_new_roman_w_hansi_times_new_roman_w_cs_times_new_roman_w_sz_w_val_24_w_szcs_w_val_24_w_rpr_w_t_xml_space_preserve }}</w:t>
+        <w:t xml:space="preserve">{{ date_to }}</w:t>
       </w:r>
       <w:r>
         <w:rPr>
@@ -644,7 +642,7 @@
           <w:sz w:val="24"/>
           <w:szCs w:val="24"/>
         </w:rPr>
-        <w:t xml:space="preserve">{{ w_t_w_r_w_r_w_rsidr_00371cf0_w_rpr_w_rfonts_w_ascii_times_new_roman_w_hansi_times_new_roman_w_cs_times_new_roman_w_sz_w_val_24_w_szcs_w_val_24_w_lang_w_val_en_us_w_rpr_w_t_amount_w_t_w_r_w_r_w_rsidr_00371cf0_w_rsidrpr_00371cf0_w_rpr_w_rfonts_w_ascii_times_new_roman_w_hansi_times_new_roman_w_cs_times_new_roman_w_sz_w_val_24_w_szcs_w_val_24_w_rpr_w_t_xml_space_preserve_w_t_w_r_w_r_w_rsidr_00371cf0_w_rpr_w_rfonts_w_ascii_times_new_roman_w_hansi_times_new_roman_w_cs_times_new_roman_w_sz_w_val_24_w_szcs_w_val_24_w_lang_w_val_en_us_w_rpr_w_t_of_w_t_w_r_w_r_w_rsidr_00371cf0_w_rsidrpr_00371cf0_w_rpr_w_rfonts_w_ascii_times_new_roman_w_hansi_times_new_roman_w_cs_times_new_roman_w_sz_w_val_24_w_szcs_w_val_24_w_rpr_w_t_xml_space_preserve_w_t_w_r_w_r_w_rsidr_00371cf0_w_rpr_w_rfonts_w_ascii_times_new_roman_w_hansi_times_new_roman_w_cs_times_new_roman_w_sz_w_val_24_w_szcs_w_val_24_w_lang_w_val_en_us_w_rpr_w_t_debt_w_t_w_r_w_r_w_rsidr_00371cf0_w_rsidrpr_00371cf0_w_rpr_w_rfonts_w_ascii_times_new_roman_w_hansi_times_new_roman_w_cs_times_new_roman_w_sz_w_val_24_w_szcs_w_val_24_w_rpr_w_t_xml_space_preserve }}</w:t>
+        <w:t xml:space="preserve">{{ amount_of_debt }}</w:t>
       </w:r>
       <w:r>
         <w:rPr>
@@ -660,7 +658,7 @@
           <w:sz w:val="24"/>
           <w:szCs w:val="24"/>
         </w:rPr>
-        <w:t xml:space="preserve">{{ w_t_w_r_w_r_w_rsidr_00371cf0_w_rpr_w_rfonts_w_ascii_times_new_roman_w_hansi_times_new_roman_w_cs_times_new_roman_w_sz_w_val_24_w_szcs_w_val_24_w_lang_w_val_en_us_w_rpr_w_t_amount_w_t_w_r_w_r_w_rsidr_00371cf0_w_rsidrpr_00371cf0_w_rpr_w_rfonts_w_ascii_times_new_roman_w_hansi_times_new_roman_w_cs_times_new_roman_w_sz_w_val_24_w_szcs_w_val_24_w_rpr_w_t_xml_space_preserve_w_t_w_r_w_r_w_rsidr_00371cf0_w_rpr_w_rfonts_w_ascii_times_new_roman_w_hansi_times_new_roman_w_cs_times_new_roman_w_sz_w_val_24_w_szcs_w_val_24_w_lang_w_val_en_us_w_rpr_w_t_part_w_t_w_r_w_r_w_rsidr_00371cf0_w_rsidrpr_00371cf0_w_rpr_w_rfonts_w_ascii_times_new_roman_w_hansi_times_new_roman_w_cs_times_new_roman_w_sz_w_val_24_w_szcs_w_val_24_w_rpr_w_t_xml_space_preserve_w_t_w_r_w_r_w_rsidr_00371cf0_w_rpr_w_rfonts_w_ascii_times_new_roman_w_hansi_times_new_roman_w_cs_times_new_roman_w_sz_w_val_24_w_szcs_w_val_24_w_lang_w_val_en_us_w_rpr_w_t_of_w_t_w_r_w_r_w_rsidr_00371cf0_w_rsidrpr_00371cf0_w_rpr_w_rfonts_w_ascii_times_new_roman_w_hansi_times_new_roman_w_cs_times_new_roman_w_sz_w_val_24_w_szcs_w_val_24_w_rpr_w_t_xml_space_preserve_w_t_w_r_w_r_w_rsidr_00371cf0_w_rpr_w_rfonts_w_ascii_times_new_roman_w_hansi_times_new_roman_w_cs_times_new_roman_w_sz_w_val_24_w_szcs_w_val_24_w_lang_w_val_en_us_w_rpr_w_t_debt_w_t_w_r_w_r_w_rsidr_00371cf0_w_rsidrpr_00371cf0_w_rpr_w_rfonts_w_ascii_times_new_roman_w_hansi_times_new_roman_w_cs_times_new_roman_w_sz_w_val_24_w_szcs_w_val_24_w_rpr_w_t_xml_space_preserve }}</w:t>
+        <w:t xml:space="preserve">{{ amount_part_of_debt }}</w:t>
       </w:r>
       <w:r>
         <w:rPr>
@@ -682,15 +680,14 @@
           <w:lang w:val="en-US"/>
         </w:rPr>
       </w:pPr>
-      <w:proofErr w:type="gramStart"/>
-      <w:r>
-        <w:rPr>
-          <w:rFonts w:ascii="Times New Roman" w:hAnsi="Times New Roman" w:cs="Times New Roman"/>
-          <w:sz w:val="24"/>
-          <w:szCs w:val="24"/>
-          <w:lang w:val="en-US"/>
-        </w:rPr>
-        <w:t>{{ plaintiff_w_t_w_r_w_prooferr_w_type_gramend_w_r_w_rpr_w_rfonts_w_ascii_times_new_roman_w_hansi_times_new_roman_w_cs_times_new_roman_w_sz_w_val_24_w_szcs_w_val_24_w_lang_w_val_en_us_w_rpr_w_t_xml_space_preserve }}</w:t>
+      <w:r>
+        <w:rPr>
+          <w:rFonts w:ascii="Times New Roman" w:hAnsi="Times New Roman" w:cs="Times New Roman"/>
+          <w:sz w:val="24"/>
+          <w:szCs w:val="24"/>
+          <w:lang w:val="en-US"/>
+        </w:rPr>
+        <w:t>{{ plaintiff }}</w:t>
       </w:r>
       <w:r>
         <w:rPr>
